--- a/docs/cannabis/SKILLS_E_FERRAMENTAS.docx
+++ b/docs/cannabis/SKILLS_E_FERRAMENTAS.docx
@@ -1724,6 +1724,152 @@
       </w:tr>
     </w:tbl>
     <w:p/>
+    <w:p>
+      <w:pPr>
+        <w:pStyle w:val="Heading1"/>
+        <w:jc w:val="center"/>
+      </w:pPr>
+      <w:r>
+        <w:rPr>
+          <w:b/>
+          <w:bCs/>
+        </w:rPr>
+        <w:t xml:space="preserve">Plano de uso imediato (revisado 24/08/2026)</w:t>
+      </w:r>
+    </w:p>
+    <w:p>
+      <w:pPr>
+        <w:spacing w:after="160"/>
+        <w:jc w:val="both"/>
+      </w:pPr>
+      <w:r>
+        <w:t xml:space="preserve">Ligacao direta entre as skills e o proximo passo real de cada frente:</w:t>
+      </w:r>
+    </w:p>
+    <w:p>
+      <w:pPr>
+        <w:spacing w:after="120"/>
+        <w:ind w:left="360"/>
+      </w:pPr>
+      <w:r>
+        <w:rPr>
+          <w:b/>
+          <w:bCs/>
+        </w:rPr>
+        <w:t xml:space="preserve">1. </w:t>
+      </w:r>
+      <w:r>
+        <w:rPr>
+          <w:b/>
+          <w:bCs/>
+        </w:rPr>
+        <w:t xml:space="preserve">Deploy do site</w:t>
+      </w:r>
+      <w:r>
+        <w:t xml:space="preserve"> — bloqueado nesta sessao (rede nega Cloudflare e nao ha token). Acao: rodar `apps/cannabis-demo/PUBLICAR.md` na maquina local OU liberar rede+token no ambiente e pedir novo deploy. A skill `run` valida localmente antes.</w:t>
+      </w:r>
+    </w:p>
+    <w:p>
+      <w:pPr>
+        <w:spacing w:after="120"/>
+        <w:ind w:left="360"/>
+      </w:pPr>
+      <w:r>
+        <w:rPr>
+          <w:b/>
+          <w:bCs/>
+        </w:rPr>
+        <w:t xml:space="preserve">2. </w:t>
+      </w:r>
+      <w:r>
+        <w:rPr>
+          <w:b/>
+          <w:bCs/>
+        </w:rPr>
+        <w:t xml:space="preserve">Novo PR do branch atual</w:t>
+      </w:r>
+      <w:r>
+        <w:t xml:space="preserve"> — commits do formulario de CRM e desta revisao; usar `code-review` na diff antes de abrir o PR e `security-review` sempre que o worker do gate mudar.</w:t>
+      </w:r>
+    </w:p>
+    <w:p>
+      <w:pPr>
+        <w:spacing w:after="120"/>
+        <w:ind w:left="360"/>
+      </w:pPr>
+      <w:r>
+        <w:rPr>
+          <w:b/>
+          <w:bCs/>
+        </w:rPr>
+        <w:t xml:space="preserve">3. </w:t>
+      </w:r>
+      <w:r>
+        <w:rPr>
+          <w:b/>
+          <w:bCs/>
+        </w:rPr>
+        <w:t xml:space="preserve">Funil de medicos</w:t>
+      </w:r>
+      <w:r>
+        <w:t xml:space="preserve"> — com a classificacao A/B/C deste pacote, montar a planilha de leads com a skill `xlsx` (colunas: classe, CRM/UF, verificacao CFM, opt-in, estagio da cadencia) antes do primeiro disparo; Gmail MCP so depois de base legal LGPD documentada.</w:t>
+      </w:r>
+    </w:p>
+    <w:p>
+      <w:pPr>
+        <w:spacing w:after="120"/>
+        <w:ind w:left="360"/>
+      </w:pPr>
+      <w:r>
+        <w:rPr>
+          <w:b/>
+          <w:bCs/>
+        </w:rPr>
+        <w:t xml:space="preserve">4. </w:t>
+      </w:r>
+      <w:r>
+        <w:rPr>
+          <w:b/>
+          <w:bCs/>
+        </w:rPr>
+        <w:t xml:space="preserve">Reuniao com socios</w:t>
+      </w:r>
+      <w:r>
+        <w:t xml:space="preserve"> — `DEMO_SOCIOS.md` + deck; se precisar de ajuste visual rapido no deck, a skill `pptx` edita o arquivo existente sem recriar.</w:t>
+      </w:r>
+    </w:p>
+    <w:p>
+      <w:pPr>
+        <w:spacing w:after="120"/>
+        <w:ind w:left="360"/>
+      </w:pPr>
+      <w:r>
+        <w:rPr>
+          <w:b/>
+          <w:bCs/>
+        </w:rPr>
+        <w:t xml:space="preserve">5. </w:t>
+      </w:r>
+      <w:r>
+        <w:rPr>
+          <w:b/>
+          <w:bCs/>
+        </w:rPr>
+        <w:t xml:space="preserve">App nas lojas</w:t>
+      </w:r>
+      <w:r>
+        <w:t xml:space="preserve"> — depende das contas Apple/Google (acao do dono); ate la, demonstrar via PWA e Expo Go conforme o roteiro.</w:t>
+      </w:r>
+    </w:p>
+    <w:p>
+      <w:pPr>
+        <w:spacing w:after="160"/>
+        <w:jc w:val="both"/>
+      </w:pPr>
+      <w:r>
+        <w:t xml:space="preserve">Lacunas conhecidas (sem skill que resolva): consulta automatizada ao portal do CFM (nao ha API publica — a verificacao e manual por desenho) e disparo de WhatsApp (exige contrato com BSP oficial).</w:t>
+      </w:r>
+    </w:p>
     <w:p>
       <w:pPr>
         <w:pStyle w:val="Heading1"/>
